--- a/de/wisdom-stories/beyond-complaining.docx
+++ b/de/wisdom-stories/beyond-complaining.docx
@@ -94,7 +94,7 @@
           <w:bCs/>
           <w:lang/>
         </w:rPr>
-        <w:t>Lehre: Sorgen zu teilen kann erleichtern, doch Klagen allein verändert die Lage nicht. Nach einem Ausweg zu suchen, um Hilfe zu bitten und einen kleinen, machbaren Schritt zu gehen, kann der Anfang einer Veränderung sein.</w:t>
+        <w:t>Lehre: Sorgen zu teilen kann Erleichterung bringen, doch Klagen allein verändert die Lage nicht. Nach einem Ausweg zu suchen, um Hilfe zu bitten und einen kleinen, machbaren Schritt zu gehen, kann der Anfang einer Veränderung sein.</w:t>
       </w:r>
     </w:p>
     <w:p>
